--- a/docs/Grant-Pathway-Business-Overview.docx
+++ b/docs/Grant-Pathway-Business-Overview.docx
@@ -178,7 +178,7 @@
     </w:p>
     <w:p>
       <w:pPr>
-        <w:spacing w:before="160" w:after="0" w:lineRule="auto" w:line="240"/>
+        <w:spacing w:before="160" w:after="40" w:lineRule="auto" w:line="240"/>
         <w:jc w:val="center"/>
       </w:pPr>
       <w:r>
@@ -190,6 +190,22 @@
           <w:sz w:val="20"/>
         </w:rPr>
         <w:t>22 May 2026</w:t>
+      </w:r>
+    </w:p>
+    <w:p>
+      <w:pPr>
+        <w:spacing w:before="40" w:after="0" w:lineRule="auto" w:line="240"/>
+        <w:jc w:val="center"/>
+      </w:pPr>
+      <w:r>
+        <w:rPr>
+          <w:rFonts w:ascii="Calibri" w:hAnsi="Calibri"/>
+          <w:b w:val="0"/>
+          <w:i/>
+          <w:color w:val="555555"/>
+          <w:sz w:val="18"/>
+        </w:rPr>
+        <w:t>Version 1.1</w:t>
       </w:r>
     </w:p>
     <w:p>

--- a/docs/Grant-Pathway-Business-Overview.docx
+++ b/docs/Grant-Pathway-Business-Overview.docx
@@ -62,8 +62,43 @@
     </w:p>
     <w:p>
       <w:pPr>
-        <w:spacing w:before="0" w:after="0"/>
+        <w:spacing w:before="200" w:after="120" w:lineRule="auto" w:line="240"/>
+        <w:jc w:val="center"/>
       </w:pPr>
+      <w:r>
+        <w:drawing>
+          <wp:inline xmlns:a="http://schemas.openxmlformats.org/drawingml/2006/main" xmlns:pic="http://schemas.openxmlformats.org/drawingml/2006/picture">
+            <wp:extent cx="2286000" cy="1287000"/>
+            <wp:docPr id="2" name="Grant Pathway Logo"/>
+            <wp:cNvGraphicFramePr>
+              <a:graphicFrameLocks noChangeAspect="1"/>
+            </wp:cNvGraphicFramePr>
+            <a:graphic>
+              <a:graphicData uri="http://schemas.openxmlformats.org/drawingml/2006/picture">
+                <pic:pic>
+                  <pic:nvPicPr>
+                    <pic:cNvPr id="3" name="Grant Pathway PNG Logo"/>
+                    <pic:cNvPicPr/>
+                  </pic:nvPicPr>
+                  <pic:blipFill>
+                    <a:blip r:embed="rId12"/>
+                    <a:stretch>
+                      <a:fillRect/>
+                    </a:stretch>
+                  </pic:blipFill>
+                  <pic:spPr>
+                    <a:xfrm>
+                      <a:off x="0" y="0"/>
+                      <a:ext cx="2286000" cy="1287000"/>
+                    </a:xfrm>
+                    <a:prstGeom prst="rect"/>
+                  </pic:spPr>
+                </pic:pic>
+              </a:graphicData>
+            </a:graphic>
+          </wp:inline>
+        </w:drawing>
+      </w:r>
     </w:p>
     <w:p>
       <w:pPr>
@@ -205,7 +240,7 @@
           <w:color w:val="555555"/>
           <w:sz w:val="18"/>
         </w:rPr>
-        <w:t>Version 1.1</w:t>
+        <w:t>Version 1.2</w:t>
       </w:r>
     </w:p>
     <w:p>
@@ -1086,7 +1121,6 @@
       <w:pgSz w:w="11906" w:h="16838"/>
       <w:pgMar w:top="1020" w:right="1417" w:bottom="1134" w:left="1417" w:header="454" w:footer="567" w:gutter="0"/>
       <w:cols w:space="720"/>
-      <w:titlePg/>
       <w:docGrid w:linePitch="360"/>
     </w:sectPr>
   </w:body>

--- a/docs/Grant-Pathway-Business-Overview.docx
+++ b/docs/Grant-Pathway-Business-Overview.docx
@@ -68,7 +68,7 @@
       <w:r>
         <w:drawing>
           <wp:inline xmlns:a="http://schemas.openxmlformats.org/drawingml/2006/main" xmlns:pic="http://schemas.openxmlformats.org/drawingml/2006/picture">
-            <wp:extent cx="2286000" cy="1287000"/>
+            <wp:extent cx="2743200" cy="1543050"/>
             <wp:docPr id="2" name="Grant Pathway Logo"/>
             <wp:cNvGraphicFramePr>
               <a:graphicFrameLocks noChangeAspect="1"/>
@@ -89,7 +89,7 @@
                   <pic:spPr>
                     <a:xfrm>
                       <a:off x="0" y="0"/>
-                      <a:ext cx="2286000" cy="1287000"/>
+                      <a:ext cx="2743200" cy="1543050"/>
                     </a:xfrm>
                     <a:prstGeom prst="rect"/>
                   </pic:spPr>
@@ -240,7 +240,7 @@
           <w:color w:val="555555"/>
           <w:sz w:val="18"/>
         </w:rPr>
-        <w:t>Version 1.2</w:t>
+        <w:t>Version 1.3</w:t>
       </w:r>
     </w:p>
     <w:p>
@@ -1152,9 +1152,6 @@
       <w:t>Free for UK charities</w:t>
     </w:r>
     <w:r>
-      <w:tab/>
-    </w:r>
-    <w:r>
       <w:rPr>
         <w:rFonts w:ascii="Calibri" w:hAnsi="Calibri"/>
         <w:b w:val="0"/>
@@ -1162,11 +1159,96 @@
         <w:color w:val="555555"/>
         <w:sz w:val="18"/>
       </w:rPr>
+      <w:tab/>
+    </w:r>
+    <w:r>
+      <w:rPr>
+        <w:rFonts w:ascii="Calibri" w:hAnsi="Calibri"/>
+        <w:b w:val="0"/>
+        <w:i/>
+        <w:color w:val="555555"/>
+        <w:sz w:val="18"/>
+      </w:rPr>
+      <w:t xml:space="preserve">Page </w:t>
+    </w:r>
+    <w:r>
+      <w:rPr>
+        <w:rFonts w:ascii="Calibri" w:hAnsi="Calibri"/>
+        <w:b w:val="0"/>
+        <w:i/>
+        <w:color w:val="555555"/>
+        <w:sz w:val="18"/>
+      </w:rPr>
       <w:fldChar w:fldCharType="begin"/>
-      <w:instrText> PAGE </w:instrText>
+    </w:r>
+    <w:r>
+      <w:rPr>
+        <w:rFonts w:ascii="Calibri" w:hAnsi="Calibri"/>
+        <w:b w:val="0"/>
+        <w:i/>
+        <w:color w:val="555555"/>
+        <w:sz w:val="18"/>
+      </w:rPr>
+      <w:instrText xml:space="preserve"> PAGE </w:instrText>
+    </w:r>
+    <w:r>
+      <w:rPr>
+        <w:rFonts w:ascii="Calibri" w:hAnsi="Calibri"/>
+        <w:b w:val="0"/>
+        <w:i/>
+        <w:color w:val="555555"/>
+        <w:sz w:val="18"/>
+      </w:rPr>
       <w:fldChar w:fldCharType="end"/>
     </w:r>
     <w:r>
+      <w:rPr>
+        <w:rFonts w:ascii="Calibri" w:hAnsi="Calibri"/>
+        <w:b w:val="0"/>
+        <w:i/>
+        <w:color w:val="555555"/>
+        <w:sz w:val="18"/>
+      </w:rPr>
+      <w:t xml:space="preserve"> of </w:t>
+    </w:r>
+    <w:r>
+      <w:rPr>
+        <w:rFonts w:ascii="Calibri" w:hAnsi="Calibri"/>
+        <w:b w:val="0"/>
+        <w:i/>
+        <w:color w:val="555555"/>
+        <w:sz w:val="18"/>
+      </w:rPr>
+      <w:fldChar w:fldCharType="begin"/>
+    </w:r>
+    <w:r>
+      <w:rPr>
+        <w:rFonts w:ascii="Calibri" w:hAnsi="Calibri"/>
+        <w:b w:val="0"/>
+        <w:i/>
+        <w:color w:val="555555"/>
+        <w:sz w:val="18"/>
+      </w:rPr>
+      <w:instrText xml:space="preserve"> NUMPAGES </w:instrText>
+    </w:r>
+    <w:r>
+      <w:rPr>
+        <w:rFonts w:ascii="Calibri" w:hAnsi="Calibri"/>
+        <w:b w:val="0"/>
+        <w:i/>
+        <w:color w:val="555555"/>
+        <w:sz w:val="18"/>
+      </w:rPr>
+      <w:fldChar w:fldCharType="end"/>
+    </w:r>
+    <w:r>
+      <w:rPr>
+        <w:rFonts w:ascii="Calibri" w:hAnsi="Calibri"/>
+        <w:b w:val="0"/>
+        <w:i/>
+        <w:color w:val="555555"/>
+        <w:sz w:val="18"/>
+      </w:rPr>
       <w:tab/>
     </w:r>
     <w:r>
